--- a/assignments/AlgorithmAnalysis/files/AnalysisHW.docx
+++ b/assignments/AlgorithmAnalysis/files/AnalysisHW.docx
@@ -413,6 +413,7 @@
     </w:p>
     <w:p/>
     <w:p>
+      <w:proofErr w:type="spellStart"/>
       <w:r>
         <w:t>t</w:t>
       </w:r>
@@ -422,6 +423,7 @@
         </w:rPr>
         <w:t>best</w:t>
       </w:r>
+      <w:proofErr w:type="spellEnd"/>
       <w:r>
         <w:t xml:space="preserve">(n) = </w:t>
       </w:r>
@@ -586,6 +588,7 @@
     </w:p>
     <w:p/>
     <w:p>
+      <w:proofErr w:type="spellStart"/>
       <w:r>
         <w:t>t</w:t>
       </w:r>
@@ -595,6 +598,7 @@
         </w:rPr>
         <w:t>worst</w:t>
       </w:r>
+      <w:proofErr w:type="spellEnd"/>
       <w:r>
         <w:t xml:space="preserve">(n) = </w:t>
       </w:r>
@@ -616,6 +620,7 @@
       </w:r>
     </w:p>
     <w:p>
+      <w:proofErr w:type="spellStart"/>
       <w:r>
         <w:t>t</w:t>
       </w:r>
@@ -625,6 +630,7 @@
         </w:rPr>
         <w:t>worst</w:t>
       </w:r>
+      <w:proofErr w:type="spellEnd"/>
       <w:r>
         <w:t xml:space="preserve">(100) = </w:t>
       </w:r>
@@ -668,7 +674,11 @@
     <w:p>
       <w:r>
         <w:lastRenderedPageBreak/>
-        <w:t>Final t</w:t>
+        <w:t xml:space="preserve">Final </w:t>
+      </w:r>
+      <w:proofErr w:type="spellStart"/>
+      <w:r>
+        <w:t>t</w:t>
       </w:r>
       <w:r>
         <w:rPr>
@@ -676,6 +686,7 @@
         </w:rPr>
         <w:t>worst</w:t>
       </w:r>
+      <w:proofErr w:type="spellEnd"/>
       <w:r>
         <w:t xml:space="preserve">(n) = </w:t>
       </w:r>
@@ -762,7 +773,19 @@
         <w:t xml:space="preserve"> loop iteration</w:t>
       </w:r>
       <w:r>
-        <w:t xml:space="preserve"> (the n-1 iterations before the last).</w:t>
+        <w:t xml:space="preserve"> (</w:t>
+      </w:r>
+      <w:r>
+        <w:t>all</w:t>
+      </w:r>
+      <w:r>
+        <w:t xml:space="preserve"> iterations before the </w:t>
+      </w:r>
+      <w:r>
+        <w:t>target is found</w:t>
+      </w:r>
+      <w:r>
+        <w:t>).</w:t>
       </w:r>
     </w:p>
     <w:p>
@@ -816,22 +839,7 @@
         <w:t>last</w:t>
       </w:r>
       <w:r>
-        <w:t xml:space="preserve"> iteration </w:t>
-      </w:r>
-      <w:r>
-        <w:t>(the n</w:t>
-      </w:r>
-      <w:r>
-        <w:rPr>
-          <w:vertAlign w:val="superscript"/>
-        </w:rPr>
-        <w:t>th</w:t>
-      </w:r>
-      <w:r>
-        <w:t xml:space="preserve"> iteration) </w:t>
-      </w:r>
-      <w:r>
-        <w:t>when the target value is found.</w:t>
+        <w:t xml:space="preserve"> iteration when the target value is found.</w:t>
       </w:r>
     </w:p>
     <w:p>
@@ -877,7 +885,13 @@
       <w:bookmarkStart w:id="25" w:name="_8jt90cmb5koj" w:colFirst="0" w:colLast="0"/>
       <w:bookmarkEnd w:id="25"/>
       <w:r>
-        <w:t>Add the statements executed before entering the loop for the first time (the constant factor) to the statements executed in the n-1 complete loop iterations and the statements executed in the last iteration.</w:t>
+        <w:t xml:space="preserve">Add the statements executed before entering the loop for the first time (the constant factor) to the statements executed </w:t>
+      </w:r>
+      <w:r>
+        <w:t>in all</w:t>
+      </w:r>
+      <w:r>
+        <w:t xml:space="preserve"> complete loop iterations and the statements executed in the last iteration.</w:t>
       </w:r>
       <w:r>
         <w:t xml:space="preserve"> What is the expected average growth function t(n) </w:t>
@@ -894,6 +908,7 @@
     </w:p>
     <w:p/>
     <w:p>
+      <w:proofErr w:type="spellStart"/>
       <w:r>
         <w:t>t</w:t>
       </w:r>
@@ -903,6 +918,7 @@
         </w:rPr>
         <w:t>avg</w:t>
       </w:r>
+      <w:proofErr w:type="spellEnd"/>
       <w:r>
         <w:t xml:space="preserve">(n) = </w:t>
       </w:r>
@@ -927,6 +943,7 @@
       </w:r>
     </w:p>
     <w:p>
+      <w:proofErr w:type="spellStart"/>
       <w:r>
         <w:t>t</w:t>
       </w:r>
@@ -936,6 +953,7 @@
         </w:rPr>
         <w:t>avg</w:t>
       </w:r>
+      <w:proofErr w:type="spellEnd"/>
       <w:r>
         <w:t xml:space="preserve">(100) = </w:t>
       </w:r>
@@ -1023,7 +1041,11 @@
     <w:p/>
     <w:p>
       <w:r>
-        <w:t>Final t</w:t>
+        <w:t xml:space="preserve">Final </w:t>
+      </w:r>
+      <w:proofErr w:type="spellStart"/>
+      <w:r>
+        <w:t>t</w:t>
       </w:r>
       <w:r>
         <w:rPr>
@@ -1031,6 +1053,7 @@
         </w:rPr>
         <w:t>avg</w:t>
       </w:r>
+      <w:proofErr w:type="spellEnd"/>
       <w:r>
         <w:t xml:space="preserve">(n) = </w:t>
       </w:r>
@@ -1080,7 +1103,15 @@
       <w:bookmarkStart w:id="29" w:name="_s2uyv5msywt4" w:colFirst="0" w:colLast="0"/>
       <w:bookmarkEnd w:id="29"/>
       <w:r>
-        <w:t>Algorithm: replaceAll()</w:t>
+        <w:t xml:space="preserve">Algorithm: </w:t>
+      </w:r>
+      <w:proofErr w:type="spellStart"/>
+      <w:r>
+        <w:t>replaceAll</w:t>
+      </w:r>
+      <w:proofErr w:type="spellEnd"/>
+      <w:r>
+        <w:t>()</w:t>
       </w:r>
     </w:p>
     <w:p>
@@ -1105,7 +1136,15 @@
         <w:t>List all s</w:t>
       </w:r>
       <w:r>
-        <w:t>tatements executed in a call to replaceAll() when the array size is zero (n == 0)</w:t>
+        <w:t xml:space="preserve">tatements executed in a call to </w:t>
+      </w:r>
+      <w:proofErr w:type="spellStart"/>
+      <w:r>
+        <w:t>replaceAll</w:t>
+      </w:r>
+      <w:proofErr w:type="spellEnd"/>
+      <w:r>
+        <w:t>() when the array size is zero (n == 0)</w:t>
       </w:r>
       <w:r>
         <w:t>.</w:t>
@@ -1188,7 +1227,15 @@
       <w:bookmarkStart w:id="33" w:name="_ulbehw4iustb" w:colFirst="0" w:colLast="0"/>
       <w:bookmarkEnd w:id="33"/>
       <w:r>
-        <w:t>So what is t(0), the constant factor, for replaceAll()?</w:t>
+        <w:t xml:space="preserve">So what is t(0), the constant factor, for </w:t>
+      </w:r>
+      <w:proofErr w:type="spellStart"/>
+      <w:r>
+        <w:t>replaceAll</w:t>
+      </w:r>
+      <w:proofErr w:type="spellEnd"/>
+      <w:r>
+        <w:t>()?</w:t>
       </w:r>
     </w:p>
     <w:p>
@@ -1226,7 +1273,31 @@
         <w:t>best-case</w:t>
       </w:r>
       <w:r>
-        <w:t xml:space="preserve"> scenario for replaceAll() avoids ever entering the while loop in replaceAll(). Assuming a large array size n, what would cause the replaceAll() while loop to never iterate?</w:t>
+        <w:t xml:space="preserve"> scenario for </w:t>
+      </w:r>
+      <w:proofErr w:type="spellStart"/>
+      <w:r>
+        <w:t>replaceAll</w:t>
+      </w:r>
+      <w:proofErr w:type="spellEnd"/>
+      <w:r>
+        <w:t xml:space="preserve">() avoids ever entering the while loop in </w:t>
+      </w:r>
+      <w:proofErr w:type="spellStart"/>
+      <w:r>
+        <w:t>replaceAll</w:t>
+      </w:r>
+      <w:proofErr w:type="spellEnd"/>
+      <w:r>
+        <w:t xml:space="preserve">(). Assuming a large array size n, what would cause the </w:t>
+      </w:r>
+      <w:proofErr w:type="spellStart"/>
+      <w:r>
+        <w:t>replaceAll</w:t>
+      </w:r>
+      <w:proofErr w:type="spellEnd"/>
+      <w:r>
+        <w:t>() while loop to never iterate?</w:t>
       </w:r>
     </w:p>
     <w:p/>
@@ -1251,7 +1322,15 @@
         <w:t>List all</w:t>
       </w:r>
       <w:r>
-        <w:t xml:space="preserve"> statements executed in replaceAll(), itself, under these conditions</w:t>
+        <w:t xml:space="preserve"> statements executed in </w:t>
+      </w:r>
+      <w:proofErr w:type="spellStart"/>
+      <w:r>
+        <w:t>replaceAll</w:t>
+      </w:r>
+      <w:proofErr w:type="spellEnd"/>
+      <w:r>
+        <w:t>(), itself, under these conditions</w:t>
       </w:r>
       <w:r>
         <w:t>.</w:t>
@@ -1312,7 +1391,15 @@
         <w:t>best-case</w:t>
       </w:r>
       <w:r>
-        <w:t xml:space="preserve"> growth function t(n) for replaceAll?</w:t>
+        <w:t xml:space="preserve"> growth function t(n) for </w:t>
+      </w:r>
+      <w:proofErr w:type="spellStart"/>
+      <w:r>
+        <w:t>replaceAll</w:t>
+      </w:r>
+      <w:proofErr w:type="spellEnd"/>
+      <w:r>
+        <w:t>?</w:t>
       </w:r>
       <w:r>
         <w:t xml:space="preserve"> (Show your work to demonstrate how your answers above lead to your final simplified function.)</w:t>
@@ -1320,6 +1407,7 @@
     </w:p>
     <w:p/>
     <w:p>
+      <w:proofErr w:type="spellStart"/>
       <w:r>
         <w:t>t</w:t>
       </w:r>
@@ -1329,6 +1417,7 @@
         </w:rPr>
         <w:t>best</w:t>
       </w:r>
+      <w:proofErr w:type="spellEnd"/>
       <w:r>
         <w:t xml:space="preserve">(n) = </w:t>
       </w:r>
@@ -1345,6 +1434,7 @@
       </w:r>
     </w:p>
     <w:p>
+      <w:proofErr w:type="spellStart"/>
       <w:r>
         <w:t>t</w:t>
       </w:r>
@@ -1354,6 +1444,7 @@
         </w:rPr>
         <w:t>best</w:t>
       </w:r>
+      <w:proofErr w:type="spellEnd"/>
       <w:r>
         <w:t xml:space="preserve">(100) = </w:t>
       </w:r>
@@ -1393,7 +1484,11 @@
     <w:p/>
     <w:p>
       <w:r>
-        <w:t>Final t</w:t>
+        <w:t xml:space="preserve">Final </w:t>
+      </w:r>
+      <w:proofErr w:type="spellStart"/>
+      <w:r>
+        <w:t>t</w:t>
       </w:r>
       <w:r>
         <w:rPr>
@@ -1401,6 +1496,7 @@
         </w:rPr>
         <w:t>best</w:t>
       </w:r>
+      <w:proofErr w:type="spellEnd"/>
       <w:r>
         <w:t xml:space="preserve">(n) = </w:t>
       </w:r>
@@ -1433,7 +1529,39 @@
         <w:t>worst-case</w:t>
       </w:r>
       <w:r>
-        <w:t xml:space="preserve"> scenario for replaceAll() would maximize the number of while loop iterations and calls to find(). Assuming n is large, all values in the array equal oldValue, and newValue does not equal oldValue, how many times will the while loop iterate? What has to happen before the while loop can exit?</w:t>
+        <w:t xml:space="preserve"> scenario for </w:t>
+      </w:r>
+      <w:proofErr w:type="spellStart"/>
+      <w:r>
+        <w:t>replaceAll</w:t>
+      </w:r>
+      <w:proofErr w:type="spellEnd"/>
+      <w:r>
+        <w:t xml:space="preserve">() would maximize the number of while loop iterations and calls to find(). Assuming n is large, all values in the array equal </w:t>
+      </w:r>
+      <w:proofErr w:type="spellStart"/>
+      <w:r>
+        <w:t>oldValue</w:t>
+      </w:r>
+      <w:proofErr w:type="spellEnd"/>
+      <w:r>
+        <w:t xml:space="preserve">, and </w:t>
+      </w:r>
+      <w:proofErr w:type="spellStart"/>
+      <w:r>
+        <w:t>newValue</w:t>
+      </w:r>
+      <w:proofErr w:type="spellEnd"/>
+      <w:r>
+        <w:t xml:space="preserve"> does not equal </w:t>
+      </w:r>
+      <w:proofErr w:type="spellStart"/>
+      <w:r>
+        <w:t>oldValue</w:t>
+      </w:r>
+      <w:proofErr w:type="spellEnd"/>
+      <w:r>
+        <w:t>, how many times will the while loop iterate? What has to happen before the while loop can exit?</w:t>
       </w:r>
     </w:p>
     <w:p/>
@@ -1568,7 +1696,15 @@
         <w:t xml:space="preserve"> growth function t(n)</w:t>
       </w:r>
       <w:r>
-        <w:t xml:space="preserve"> for replaceAll()</w:t>
+        <w:t xml:space="preserve"> for </w:t>
+      </w:r>
+      <w:proofErr w:type="spellStart"/>
+      <w:r>
+        <w:t>replaceAll</w:t>
+      </w:r>
+      <w:proofErr w:type="spellEnd"/>
+      <w:r>
+        <w:t>()</w:t>
       </w:r>
       <w:r>
         <w:t>?</w:t>
@@ -1579,6 +1715,7 @@
     </w:p>
     <w:p/>
     <w:p>
+      <w:proofErr w:type="spellStart"/>
       <w:r>
         <w:t>t</w:t>
       </w:r>
@@ -1588,6 +1725,7 @@
         </w:rPr>
         <w:t>worst</w:t>
       </w:r>
+      <w:proofErr w:type="spellEnd"/>
       <w:r>
         <w:t xml:space="preserve">(n) = </w:t>
       </w:r>
@@ -1603,6 +1741,7 @@
       </w:r>
     </w:p>
     <w:p>
+      <w:proofErr w:type="spellStart"/>
       <w:r>
         <w:t>t</w:t>
       </w:r>
@@ -1612,6 +1751,7 @@
         </w:rPr>
         <w:t>worst</w:t>
       </w:r>
+      <w:proofErr w:type="spellEnd"/>
       <w:r>
         <w:t xml:space="preserve">(100) = </w:t>
       </w:r>
@@ -1645,7 +1785,11 @@
     <w:p/>
     <w:p>
       <w:r>
-        <w:t>Final t</w:t>
+        <w:t xml:space="preserve">Final </w:t>
+      </w:r>
+      <w:proofErr w:type="spellStart"/>
+      <w:r>
+        <w:t>t</w:t>
       </w:r>
       <w:r>
         <w:rPr>
@@ -1653,6 +1797,7 @@
         </w:rPr>
         <w:t>worstt</w:t>
       </w:r>
+      <w:proofErr w:type="spellEnd"/>
       <w:r>
         <w:t xml:space="preserve">(n) = </w:t>
       </w:r>
@@ -1685,7 +1830,23 @@
         <w:t>unique</w:t>
       </w:r>
       <w:r>
-        <w:t xml:space="preserve"> elements and oldValue is a value in the array, how many replaceAll() while loop iterations will occur?</w:t>
+        <w:t xml:space="preserve"> elements and </w:t>
+      </w:r>
+      <w:proofErr w:type="spellStart"/>
+      <w:r>
+        <w:t>oldValue</w:t>
+      </w:r>
+      <w:proofErr w:type="spellEnd"/>
+      <w:r>
+        <w:t xml:space="preserve"> is a value in the array, how many </w:t>
+      </w:r>
+      <w:proofErr w:type="spellStart"/>
+      <w:r>
+        <w:t>replaceAll</w:t>
+      </w:r>
+      <w:proofErr w:type="spellEnd"/>
+      <w:r>
+        <w:t>() while loop iterations will occur?</w:t>
       </w:r>
     </w:p>
     <w:p/>
@@ -1721,7 +1882,15 @@
       <w:bookmarkStart w:id="57" w:name="_vq098p9m19v" w:colFirst="0" w:colLast="0"/>
       <w:bookmarkEnd w:id="57"/>
       <w:r>
-        <w:t>What is the expected growth function t(n) for replaceAll()?</w:t>
+        <w:t xml:space="preserve">What is the expected growth function t(n) for </w:t>
+      </w:r>
+      <w:proofErr w:type="spellStart"/>
+      <w:r>
+        <w:t>replaceAll</w:t>
+      </w:r>
+      <w:proofErr w:type="spellEnd"/>
+      <w:r>
+        <w:t>()?</w:t>
       </w:r>
       <w:r>
         <w:t xml:space="preserve"> (Show your work to demonstrate how your answers above lead to your final simplified function.)</w:t>
@@ -1729,6 +1898,7 @@
     </w:p>
     <w:p/>
     <w:p>
+      <w:proofErr w:type="spellStart"/>
       <w:r>
         <w:t>t</w:t>
       </w:r>
@@ -1738,6 +1908,7 @@
         </w:rPr>
         <w:t>expected</w:t>
       </w:r>
+      <w:proofErr w:type="spellEnd"/>
       <w:r>
         <w:t xml:space="preserve">(n) = </w:t>
       </w:r>
@@ -1753,6 +1924,7 @@
       </w:r>
     </w:p>
     <w:p>
+      <w:proofErr w:type="spellStart"/>
       <w:r>
         <w:t>t</w:t>
       </w:r>
@@ -1762,6 +1934,7 @@
         </w:rPr>
         <w:t>expected</w:t>
       </w:r>
+      <w:proofErr w:type="spellEnd"/>
       <w:r>
         <w:t xml:space="preserve">(100) = </w:t>
       </w:r>
@@ -1811,7 +1984,11 @@
     <w:p/>
     <w:p>
       <w:r>
-        <w:t>Final t</w:t>
+        <w:t xml:space="preserve">Final </w:t>
+      </w:r>
+      <w:proofErr w:type="spellStart"/>
+      <w:r>
+        <w:t>t</w:t>
       </w:r>
       <w:r>
         <w:rPr>
@@ -1819,6 +1996,7 @@
         </w:rPr>
         <w:t>expected</w:t>
       </w:r>
+      <w:proofErr w:type="spellEnd"/>
       <w:r>
         <w:t xml:space="preserve">(n) = </w:t>
       </w:r>
@@ -1858,7 +2036,15 @@
         <w:t xml:space="preserve"> </w:t>
       </w:r>
       <w:r>
-        <w:t>growth function and eliminate the coefficient, if any. What is the runtime order (big-O) of replaceAll()?</w:t>
+        <w:t xml:space="preserve">growth function and eliminate the coefficient, if any. What is the runtime order (big-O) of </w:t>
+      </w:r>
+      <w:proofErr w:type="spellStart"/>
+      <w:r>
+        <w:t>replaceAll</w:t>
+      </w:r>
+      <w:proofErr w:type="spellEnd"/>
+      <w:r>
+        <w:t>()?</w:t>
       </w:r>
     </w:p>
     <w:p>
@@ -1873,7 +2059,15 @@
       <w:bookmarkStart w:id="61" w:name="_twow65g5e7to" w:colFirst="0" w:colLast="0"/>
       <w:bookmarkEnd w:id="61"/>
       <w:r>
-        <w:t>Algorithm: sortIt()</w:t>
+        <w:t xml:space="preserve">Algorithm: </w:t>
+      </w:r>
+      <w:proofErr w:type="spellStart"/>
+      <w:r>
+        <w:t>sortIt</w:t>
+      </w:r>
+      <w:proofErr w:type="spellEnd"/>
+      <w:r>
+        <w:t>()</w:t>
       </w:r>
     </w:p>
     <w:p>
@@ -1898,7 +2092,15 @@
         <w:t>List the</w:t>
       </w:r>
       <w:r>
-        <w:t xml:space="preserve"> statements executed in a call to sortIt() when the array size is zero (n == 0) or one (n == 1)</w:t>
+        <w:t xml:space="preserve"> statements executed in a call to </w:t>
+      </w:r>
+      <w:proofErr w:type="spellStart"/>
+      <w:r>
+        <w:t>sortIt</w:t>
+      </w:r>
+      <w:proofErr w:type="spellEnd"/>
+      <w:r>
+        <w:t>() when the array size is zero (n == 0) or one (n == 1)</w:t>
       </w:r>
       <w:r>
         <w:t>.</w:t>
@@ -1947,7 +2149,15 @@
       <w:bookmarkStart w:id="65" w:name="_mld55di61rt1" w:colFirst="0" w:colLast="0"/>
       <w:bookmarkEnd w:id="65"/>
       <w:r>
-        <w:t>What is t(0 or 1), the constant factor for sortIt()?</w:t>
+        <w:t xml:space="preserve">What is t(0 or 1), the constant factor for </w:t>
+      </w:r>
+      <w:proofErr w:type="spellStart"/>
+      <w:r>
+        <w:t>sortIt</w:t>
+      </w:r>
+      <w:proofErr w:type="spellEnd"/>
+      <w:r>
+        <w:t>()?</w:t>
       </w:r>
     </w:p>
     <w:p>
@@ -1979,7 +2189,15 @@
       <w:bookmarkEnd w:id="68"/>
       <w:bookmarkEnd w:id="69"/>
       <w:r>
-        <w:t>Assume a large array size n and elements in the array are already in ascending sorted order. The sortIt() outer loop depends only on n, but the inner loop is sensitive to the ordering of elements in the array and the current index of the outer loop. How many times will the outer loop iterate?</w:t>
+        <w:t xml:space="preserve">Assume a large array size n and elements in the array are already in ascending sorted order. The </w:t>
+      </w:r>
+      <w:proofErr w:type="spellStart"/>
+      <w:r>
+        <w:t>sortIt</w:t>
+      </w:r>
+      <w:proofErr w:type="spellEnd"/>
+      <w:r>
+        <w:t>() outer loop depends only on n, but the inner loop is sensitive to the ordering of elements in the array and the current index of the outer loop. How many times will the outer loop iterate?</w:t>
       </w:r>
     </w:p>
     <w:p/>
@@ -2090,7 +2308,15 @@
         <w:t>best-case</w:t>
       </w:r>
       <w:r>
-        <w:t xml:space="preserve"> growth function for sortIt()?</w:t>
+        <w:t xml:space="preserve"> growth function for </w:t>
+      </w:r>
+      <w:proofErr w:type="spellStart"/>
+      <w:r>
+        <w:t>sortIt</w:t>
+      </w:r>
+      <w:proofErr w:type="spellEnd"/>
+      <w:r>
+        <w:t>()?</w:t>
       </w:r>
       <w:r>
         <w:t xml:space="preserve"> (Show your work to demonstrate how your answers above lead to your final simplified function.)</w:t>
@@ -2098,6 +2324,7 @@
     </w:p>
     <w:p/>
     <w:p>
+      <w:proofErr w:type="spellStart"/>
       <w:r>
         <w:t>t</w:t>
       </w:r>
@@ -2107,6 +2334,7 @@
         </w:rPr>
         <w:t>best</w:t>
       </w:r>
+      <w:proofErr w:type="spellEnd"/>
       <w:r>
         <w:t xml:space="preserve">(n) = </w:t>
       </w:r>
@@ -2122,6 +2350,7 @@
       </w:r>
     </w:p>
     <w:p>
+      <w:proofErr w:type="spellStart"/>
       <w:r>
         <w:t>t</w:t>
       </w:r>
@@ -2131,6 +2360,7 @@
         </w:rPr>
         <w:t>best</w:t>
       </w:r>
+      <w:proofErr w:type="spellEnd"/>
       <w:r>
         <w:t xml:space="preserve">(100) = </w:t>
       </w:r>
@@ -2164,7 +2394,11 @@
     <w:p/>
     <w:p>
       <w:r>
-        <w:t>Final t</w:t>
+        <w:t xml:space="preserve">Final </w:t>
+      </w:r>
+      <w:proofErr w:type="spellStart"/>
+      <w:r>
+        <w:t>t</w:t>
       </w:r>
       <w:r>
         <w:rPr>
@@ -2172,6 +2406,7 @@
         </w:rPr>
         <w:t>best</w:t>
       </w:r>
+      <w:proofErr w:type="spellEnd"/>
       <w:r>
         <w:t>(n) =</w:t>
       </w:r>
@@ -2198,7 +2433,15 @@
       <w:bookmarkEnd w:id="75"/>
       <w:bookmarkEnd w:id="76"/>
       <w:r>
-        <w:t xml:space="preserve">Assume a large array size n and elements in the array are arranged in descending order. The sortIt() outer loop depends only on n, but the inner loop is sensitive to the ordering of elements in the array and the current index of the outer loop. How many inner loop iterations would there be when next == 1 (the first time through the inner loop)? </w:t>
+        <w:t xml:space="preserve">Assume a large array size n and elements in the array are arranged in descending order. The </w:t>
+      </w:r>
+      <w:proofErr w:type="spellStart"/>
+      <w:r>
+        <w:t>sortIt</w:t>
+      </w:r>
+      <w:proofErr w:type="spellEnd"/>
+      <w:r>
+        <w:t xml:space="preserve">() outer loop depends only on n, but the inner loop is sensitive to the ordering of elements in the array and the current index of the outer loop. How many inner loop iterations would there be when next == 1 (the first time through the inner loop)? </w:t>
       </w:r>
     </w:p>
     <w:p/>
@@ -2209,7 +2452,15 @@
       <w:bookmarkStart w:id="77" w:name="_cmnm2fh4ijko" w:colFirst="0" w:colLast="0"/>
       <w:bookmarkEnd w:id="77"/>
       <w:r>
-        <w:t xml:space="preserve">How many inner loop iterations would there be when next == array.length - 1 (the last time through the inner loop)? </w:t>
+        <w:t xml:space="preserve">How many inner loop iterations would there be when next == </w:t>
+      </w:r>
+      <w:proofErr w:type="spellStart"/>
+      <w:r>
+        <w:t>array.length</w:t>
+      </w:r>
+      <w:proofErr w:type="spellEnd"/>
+      <w:r>
+        <w:t xml:space="preserve"> - 1 (the last time through the inner loop)? </w:t>
       </w:r>
     </w:p>
     <w:p/>
@@ -2344,7 +2595,15 @@
         <w:t>worst-case</w:t>
       </w:r>
       <w:r>
-        <w:t xml:space="preserve"> t(n) for sortIt() under these conditions?</w:t>
+        <w:t xml:space="preserve"> t(n) for </w:t>
+      </w:r>
+      <w:proofErr w:type="spellStart"/>
+      <w:r>
+        <w:t>sortIt</w:t>
+      </w:r>
+      <w:proofErr w:type="spellEnd"/>
+      <w:r>
+        <w:t>() under these conditions?</w:t>
       </w:r>
       <w:r>
         <w:t xml:space="preserve"> (Show your work to demonstrate how your answers above lead to your final simplified function.)</w:t>
@@ -2352,6 +2611,7 @@
     </w:p>
     <w:p/>
     <w:p>
+      <w:proofErr w:type="spellStart"/>
       <w:r>
         <w:t>t</w:t>
       </w:r>
@@ -2361,6 +2621,7 @@
         </w:rPr>
         <w:t>worst</w:t>
       </w:r>
+      <w:proofErr w:type="spellEnd"/>
       <w:r>
         <w:t xml:space="preserve">(n) = </w:t>
       </w:r>
@@ -2376,6 +2637,7 @@
       </w:r>
     </w:p>
     <w:p>
+      <w:proofErr w:type="spellStart"/>
       <w:r>
         <w:t>t</w:t>
       </w:r>
@@ -2385,6 +2647,7 @@
         </w:rPr>
         <w:t>worst</w:t>
       </w:r>
+      <w:proofErr w:type="spellEnd"/>
       <w:r>
         <w:t xml:space="preserve">(100) = </w:t>
       </w:r>
@@ -2418,7 +2681,11 @@
     <w:p/>
     <w:p>
       <w:r>
-        <w:t>Final t</w:t>
+        <w:t xml:space="preserve">Final </w:t>
+      </w:r>
+      <w:proofErr w:type="spellStart"/>
+      <w:r>
+        <w:t>t</w:t>
       </w:r>
       <w:r>
         <w:rPr>
@@ -2426,6 +2693,7 @@
         </w:rPr>
         <w:t>worst</w:t>
       </w:r>
+      <w:proofErr w:type="spellEnd"/>
       <w:r>
         <w:t xml:space="preserve">(n) = </w:t>
       </w:r>
@@ -2489,7 +2757,15 @@
       <w:bookmarkStart w:id="85" w:name="_hnm6mrl9mrgw" w:colFirst="0" w:colLast="0"/>
       <w:bookmarkEnd w:id="85"/>
       <w:r>
-        <w:t xml:space="preserve">Again, working from the inside out, multiply statements in each loop iteration by the expected average number of loop iterations and add to statements outside the loop. Simplify and combine like terms to get the t(n) growth function for sortIt() under the expected average conditions. </w:t>
+        <w:t xml:space="preserve">Again, working from the inside out, multiply statements in each loop iteration by the expected average number of loop iterations and add to statements outside the loop. Simplify and combine like terms to get the t(n) growth function for </w:t>
+      </w:r>
+      <w:proofErr w:type="spellStart"/>
+      <w:r>
+        <w:t>sortIt</w:t>
+      </w:r>
+      <w:proofErr w:type="spellEnd"/>
+      <w:r>
+        <w:t xml:space="preserve">() under the expected average conditions. </w:t>
       </w:r>
       <w:r>
         <w:t>(Show your work to demonstrate how your answers above lead to your final simplified function.)</w:t>
@@ -2497,6 +2773,7 @@
     </w:p>
     <w:p/>
     <w:p>
+      <w:proofErr w:type="spellStart"/>
       <w:r>
         <w:t>t</w:t>
       </w:r>
@@ -2506,6 +2783,7 @@
         </w:rPr>
         <w:t>avg</w:t>
       </w:r>
+      <w:proofErr w:type="spellEnd"/>
       <w:r>
         <w:t xml:space="preserve">(n) = </w:t>
       </w:r>
@@ -2521,6 +2799,7 @@
       </w:r>
     </w:p>
     <w:p>
+      <w:proofErr w:type="spellStart"/>
       <w:r>
         <w:t>t</w:t>
       </w:r>
@@ -2530,6 +2809,7 @@
         </w:rPr>
         <w:t>avg</w:t>
       </w:r>
+      <w:proofErr w:type="spellEnd"/>
       <w:r>
         <w:t xml:space="preserve">(100) = </w:t>
       </w:r>
@@ -2564,7 +2844,11 @@
     <w:p/>
     <w:p>
       <w:r>
-        <w:t>Final t</w:t>
+        <w:t xml:space="preserve">Final </w:t>
+      </w:r>
+      <w:proofErr w:type="spellStart"/>
+      <w:r>
+        <w:t>t</w:t>
       </w:r>
       <w:r>
         <w:rPr>
@@ -2572,6 +2856,7 @@
         </w:rPr>
         <w:t>avg</w:t>
       </w:r>
+      <w:proofErr w:type="spellEnd"/>
       <w:r>
         <w:t xml:space="preserve">(n) = </w:t>
       </w:r>
@@ -2601,8 +2886,13 @@
       <w:r>
         <w:t xml:space="preserve"> growth function and eliminate the coefficient, if any. What is the runtime order (big-O) of </w:t>
       </w:r>
-      <w:r>
-        <w:t>sortIt()?</w:t>
+      <w:proofErr w:type="spellStart"/>
+      <w:r>
+        <w:t>sortIt</w:t>
+      </w:r>
+      <w:proofErr w:type="spellEnd"/>
+      <w:r>
+        <w:t>()?</w:t>
       </w:r>
     </w:p>
     <w:p>
